--- a/source/ms/Course 1_ Basic Nutrition/1 Lesson 1_ What is Nutrition_.docx
+++ b/source/ms/Course 1_ Basic Nutrition/1 Lesson 1_ What is Nutrition_.docx
@@ -850,23 +850,22 @@
       </w:pPr>
       <w:r>
         <w:rPr>
-          <w:b w:val="1"/>
+          <w:b/>
           <w:bCs w:val="1"/>
           <w:color w:val="24242c"/>
           <w:sz w:val="26"/>
           <w:szCs w:val="26"/>
           <w:rtl w:val="0"/>
         </w:rPr>
-        <w:t xml:space="preserve">Good nutrition</w:t>
-      </w:r>
-      <w:r>
-        <w:rPr>
-          <w:color w:val="24242c"/>
-          <w:sz w:val="26"/>
-          <w:szCs w:val="26"/>
-          <w:rtl w:val="0"/>
-        </w:rPr>
-        <w:t xml:space="preserve"> = more energy, better focus, stronger immune system, healthier weight</w:t>
+        <w:t>Good nutrition can support more energy, better focus, a stronger immune system, and a healthier weight</w:t>
+      </w:r>
+      <w:r>
+        <w:rPr>
+          <w:color w:val="24242c"/>
+          <w:sz w:val="26"/>
+          <w:szCs w:val="26"/>
+          <w:rtl w:val="0"/>
+        </w:rPr>
       </w:r>
     </w:p>
     <w:p>
@@ -891,23 +890,22 @@
       </w:pPr>
       <w:r>
         <w:rPr>
-          <w:b w:val="1"/>
+          <w:b/>
           <w:bCs w:val="1"/>
           <w:color w:val="24242c"/>
           <w:sz w:val="26"/>
           <w:szCs w:val="26"/>
           <w:rtl w:val="0"/>
         </w:rPr>
-        <w:t xml:space="preserve">Poor nutrition</w:t>
-      </w:r>
-      <w:r>
-        <w:rPr>
-          <w:color w:val="24242c"/>
-          <w:sz w:val="26"/>
-          <w:szCs w:val="26"/>
-          <w:rtl w:val="0"/>
-        </w:rPr>
-        <w:t xml:space="preserve"> = fatigue, difficulty concentrating, more infections, increased risk of disease</w:t>
+        <w:t>Patterns low in key nutrients may contribute to fatigue, difficulty concentrating, more infections, and increased risk of disease</w:t>
+      </w:r>
+      <w:r>
+        <w:rPr>
+          <w:color w:val="24242c"/>
+          <w:sz w:val="26"/>
+          <w:szCs w:val="26"/>
+          <w:rtl w:val="0"/>
+        </w:rPr>
       </w:r>
     </w:p>
     <w:p>
@@ -937,7 +935,7 @@
           <w:szCs w:val="26"/>
           <w:rtl w:val="0"/>
         </w:rPr>
-        <w:t xml:space="preserve">Nutrition habits now affect your health for LIFE</w:t>
+        <w:t>Nutrition habits now can affect your health for life</w:t>
       </w:r>
       <w:r>
         <w:rPr>
@@ -1277,7 +1275,7 @@
           <w:szCs w:val="26"/>
           <w:rtl w:val="0"/>
         </w:rPr>
-        <w:t xml:space="preserve">Passing Score %: Any Score Accepted</w:t>
+        <w:t>Passing Score %: Pre-assessment — do not grade</w:t>
       </w:r>
     </w:p>
     <w:p>
@@ -2772,33 +2770,33 @@
           <w:szCs w:val="26"/>
           <w:rtl w:val="0"/>
         </w:rPr>
-        <w:t xml:space="preserve">What is a healthy snack choice?</w:t>
-      </w:r>
-    </w:p>
-    <w:p>
-      <w:pPr>
-        <w:pBdr>
-          <w:top w:color="auto" w:space="0" w:sz="0" w:val="none"/>
-          <w:bottom w:color="auto" w:space="0" w:sz="0" w:val="none"/>
-          <w:right w:color="auto" w:space="0" w:sz="0" w:val="none"/>
-          <w:between w:color="auto" w:space="0" w:sz="0" w:val="none"/>
-        </w:pBdr>
-        <w:spacing w:after="120" w:before="120" w:lineRule="auto"/>
-        <w:ind w:left="720" w:firstLine="0"/>
-        <w:rPr>
-          <w:color w:val="24242c"/>
-          <w:sz w:val="26"/>
-          <w:szCs w:val="26"/>
-        </w:rPr>
-      </w:pPr>
-      <w:r>
-        <w:rPr>
-          <w:color w:val="24242c"/>
-          <w:sz w:val="26"/>
-          <w:szCs w:val="26"/>
-          <w:rtl w:val="0"/>
-        </w:rPr>
-        <w:t xml:space="preserve">A. Carrot sticks and hummus</w:t>
+        <w:t>Which snack provides more nutrients for your body?</w:t>
+      </w:r>
+    </w:p>
+    <w:p>
+      <w:pPr>
+        <w:pBdr>
+          <w:top w:color="auto" w:space="0" w:sz="0" w:val="none"/>
+          <w:bottom w:color="auto" w:space="0" w:sz="0" w:val="none"/>
+          <w:right w:color="auto" w:space="0" w:sz="0" w:val="none"/>
+          <w:between w:color="auto" w:space="0" w:sz="0" w:val="none"/>
+        </w:pBdr>
+        <w:spacing w:after="120" w:before="120" w:lineRule="auto"/>
+        <w:ind w:left="720" w:firstLine="0"/>
+        <w:rPr>
+          <w:color w:val="24242c"/>
+          <w:sz w:val="26"/>
+          <w:szCs w:val="26"/>
+        </w:rPr>
+      </w:pPr>
+      <w:r>
+        <w:rPr>
+          <w:color w:val="24242c"/>
+          <w:sz w:val="26"/>
+          <w:szCs w:val="26"/>
+          <w:rtl w:val="0"/>
+        </w:rPr>
+        <w:t>Carrot sticks and hummus (more fiber, vitamins, and protein)</w:t>
       </w:r>
     </w:p>
     <w:p>
